--- a/Leigh_Scholten_CV.docx
+++ b/Leigh_Scholten_CV.docx
@@ -26,7 +26,89 @@
           <w:sz w:val="18"/>
           <w:szCs w:val="18"/>
         </w:rPr>
-        <w:t>Melbourne, VIC, Australia  |  +61 429 800 084  |  ls@leroice.com  |  linkedin.com/in/leroice  |  leroice.com</w:t>
+        <w:t xml:space="preserve">Melbourne, VIC, </w:t>
+      </w:r>
+      <w:proofErr w:type="gramStart"/>
+      <w:r>
+        <w:rPr>
+          <w:color w:val="555555"/>
+          <w:sz w:val="18"/>
+          <w:szCs w:val="18"/>
+        </w:rPr>
+        <w:t>Australia  |</w:t>
+      </w:r>
+      <w:proofErr w:type="gramEnd"/>
+      <w:r>
+        <w:rPr>
+          <w:color w:val="555555"/>
+          <w:sz w:val="18"/>
+          <w:szCs w:val="18"/>
+        </w:rPr>
+        <w:t xml:space="preserve">  +61 429 800 </w:t>
+      </w:r>
+      <w:proofErr w:type="gramStart"/>
+      <w:r>
+        <w:rPr>
+          <w:color w:val="555555"/>
+          <w:sz w:val="18"/>
+          <w:szCs w:val="18"/>
+        </w:rPr>
+        <w:t>084  |</w:t>
+      </w:r>
+      <w:proofErr w:type="gramEnd"/>
+      <w:r>
+        <w:rPr>
+          <w:color w:val="555555"/>
+          <w:sz w:val="18"/>
+          <w:szCs w:val="18"/>
+        </w:rPr>
+        <w:t xml:space="preserve">  </w:t>
+      </w:r>
+      <w:proofErr w:type="gramStart"/>
+      <w:r>
+        <w:rPr>
+          <w:color w:val="555555"/>
+          <w:sz w:val="18"/>
+          <w:szCs w:val="18"/>
+        </w:rPr>
+        <w:t>ls@leroice.com  |</w:t>
+      </w:r>
+      <w:proofErr w:type="gramEnd"/>
+      <w:r>
+        <w:rPr>
+          <w:color w:val="555555"/>
+          <w:sz w:val="18"/>
+          <w:szCs w:val="18"/>
+        </w:rPr>
+        <w:t xml:space="preserve">  linkedin.com/in/</w:t>
+      </w:r>
+      <w:proofErr w:type="spellStart"/>
+      <w:proofErr w:type="gramStart"/>
+      <w:r>
+        <w:rPr>
+          <w:color w:val="555555"/>
+          <w:sz w:val="18"/>
+          <w:szCs w:val="18"/>
+        </w:rPr>
+        <w:t>leroice</w:t>
+      </w:r>
+      <w:proofErr w:type="spellEnd"/>
+      <w:r>
+        <w:rPr>
+          <w:color w:val="555555"/>
+          <w:sz w:val="18"/>
+          <w:szCs w:val="18"/>
+        </w:rPr>
+        <w:t xml:space="preserve">  |</w:t>
+      </w:r>
+      <w:proofErr w:type="gramEnd"/>
+      <w:r>
+        <w:rPr>
+          <w:color w:val="555555"/>
+          <w:sz w:val="18"/>
+          <w:szCs w:val="18"/>
+        </w:rPr>
+        <w:t xml:space="preserve">  leroice.com</w:t>
       </w:r>
     </w:p>
     <w:p>
@@ -141,21 +223,34 @@
         </w:numPr>
         <w:spacing w:after="60"/>
       </w:pPr>
-      <w:r>
-        <w:t>3.2 to 4.6 star App Store rating uplift across 4M+ customer migration in 3 months</w:t>
-      </w:r>
-    </w:p>
-    <w:p>
-      <w:pPr>
-        <w:pStyle w:val="ListParagraph"/>
-        <w:numPr>
-          <w:ilvl w:val="0"/>
-          <w:numId w:val="2"/>
-        </w:numPr>
-        <w:spacing w:after="60"/>
-      </w:pPr>
-      <w:r>
-        <w:t>$100M+ fraud cost reduction in year one via VoiceID biometric authentication design</w:t>
+      <w:proofErr w:type="gramStart"/>
+      <w:r>
+        <w:t>3.2 to 4.6 star</w:t>
+      </w:r>
+      <w:proofErr w:type="gramEnd"/>
+      <w:r>
+        <w:t xml:space="preserve"> App Store rating uplift across 4M+ customer migration in 3 months</w:t>
+      </w:r>
+    </w:p>
+    <w:p>
+      <w:pPr>
+        <w:pStyle w:val="ListParagraph"/>
+        <w:numPr>
+          <w:ilvl w:val="0"/>
+          <w:numId w:val="2"/>
+        </w:numPr>
+        <w:spacing w:after="60"/>
+      </w:pPr>
+      <w:r>
+        <w:t xml:space="preserve">$100M+ fraud cost reduction in year one via </w:t>
+      </w:r>
+      <w:proofErr w:type="spellStart"/>
+      <w:r>
+        <w:t>VoiceID</w:t>
+      </w:r>
+      <w:proofErr w:type="spellEnd"/>
+      <w:r>
+        <w:t xml:space="preserve"> biometric authentication design</w:t>
       </w:r>
     </w:p>
     <w:p>
@@ -433,20 +528,54 @@
           <w:iCs/>
           <w:color w:val="555555"/>
         </w:rPr>
-        <w:t>Meddle · Melbourne, AU · Healthtech startup</w:t>
-      </w:r>
-    </w:p>
-    <w:p>
-      <w:pPr>
-        <w:pStyle w:val="ListParagraph"/>
-        <w:numPr>
-          <w:ilvl w:val="0"/>
-          <w:numId w:val="2"/>
-        </w:numPr>
-        <w:spacing w:after="60"/>
-      </w:pPr>
-      <w:r>
-        <w:t>Founding designer for Meddle — a healthtech platform built around a simple but radical proposition: patients own their health record. Meddle connects patients and practitioners through AI-powered matching, shared appointments, integrated communication, and a personalised longitudinal health record that patients access, control, and carry across every provider they see.</w:t>
+        <w:t xml:space="preserve">Meddle · Melbourne, AU · </w:t>
+      </w:r>
+      <w:proofErr w:type="spellStart"/>
+      <w:r>
+        <w:rPr>
+          <w:i/>
+          <w:iCs/>
+          <w:color w:val="555555"/>
+        </w:rPr>
+        <w:t>Healthtech</w:t>
+      </w:r>
+      <w:proofErr w:type="spellEnd"/>
+      <w:r>
+        <w:rPr>
+          <w:i/>
+          <w:iCs/>
+          <w:color w:val="555555"/>
+        </w:rPr>
+        <w:t xml:space="preserve"> startup</w:t>
+      </w:r>
+    </w:p>
+    <w:p>
+      <w:pPr>
+        <w:pStyle w:val="ListParagraph"/>
+        <w:numPr>
+          <w:ilvl w:val="0"/>
+          <w:numId w:val="2"/>
+        </w:numPr>
+        <w:spacing w:after="60"/>
+      </w:pPr>
+      <w:r>
+        <w:t xml:space="preserve">Founding designer for Meddle — a </w:t>
+      </w:r>
+      <w:proofErr w:type="spellStart"/>
+      <w:r>
+        <w:t>healthtech</w:t>
+      </w:r>
+      <w:proofErr w:type="spellEnd"/>
+      <w:r>
+        <w:t xml:space="preserve"> platform built around a simple but radical proposition: patients own their health record. Meddle connects patients and practitioners through AI-powered matching, shared appointments, integrated communication, and a personalised longitudinal health record that </w:t>
+      </w:r>
+      <w:proofErr w:type="gramStart"/>
+      <w:r>
+        <w:t>patients</w:t>
+      </w:r>
+      <w:proofErr w:type="gramEnd"/>
+      <w:r>
+        <w:t xml:space="preserve"> access, control, and carry across every provider they see.</w:t>
       </w:r>
     </w:p>
     <w:p>
@@ -609,7 +738,15 @@
         <w:spacing w:after="60"/>
       </w:pPr>
       <w:r>
-        <w:t>Tested ANZ app under NDA with Apple prior to iPhone X release, enabling day-one hot-fixes for 4M+ customers.</w:t>
+        <w:t xml:space="preserve">Tested ANZ app under NDA with Apple prior to iPhone X release, enabling day-one </w:t>
+      </w:r>
+      <w:proofErr w:type="gramStart"/>
+      <w:r>
+        <w:t>hot-fixes</w:t>
+      </w:r>
+      <w:proofErr w:type="gramEnd"/>
+      <w:r>
+        <w:t xml:space="preserve"> for 4M+ customers.</w:t>
       </w:r>
     </w:p>
     <w:p>
@@ -691,7 +828,15 @@
         <w:spacing w:after="60"/>
       </w:pPr>
       <w:r>
-        <w:t>Unified the GoMoney and Grow app ecosystems into a single experience, migrating 4M+ customers and lifting App Store ratings from 3.2 to 4.6 stars in 3 months post-release.</w:t>
+        <w:t xml:space="preserve">Unified the </w:t>
+      </w:r>
+      <w:proofErr w:type="spellStart"/>
+      <w:r>
+        <w:t>GoMoney</w:t>
+      </w:r>
+      <w:proofErr w:type="spellEnd"/>
+      <w:r>
+        <w:t xml:space="preserve"> and Grow app ecosystems into a single experience, migrating 4M+ customers and lifting App Store ratings from 3.2 to 4.6 stars in 3 months post-release.</w:t>
       </w:r>
     </w:p>
     <w:p>
@@ -773,7 +918,15 @@
         <w:spacing w:after="60"/>
       </w:pPr>
       <w:r>
-        <w:t>Designed ANZ's first biometric authentication product (VoiceID), reducing high-limit payment fraud costs by $100M+ in year one.</w:t>
+        <w:t>Designed ANZ's first biometric authentication product (</w:t>
+      </w:r>
+      <w:proofErr w:type="spellStart"/>
+      <w:r>
+        <w:t>VoiceID</w:t>
+      </w:r>
+      <w:proofErr w:type="spellEnd"/>
+      <w:r>
+        <w:t>), reducing high-limit payment fraud costs by $100M+ in year one.</w:t>
       </w:r>
     </w:p>
     <w:p>
@@ -871,20 +1024,46 @@
           <w:iCs/>
           <w:color w:val="555555"/>
         </w:rPr>
-        <w:t>Australia Post · ME Bank · Telstra · Factor5 / CourseLoop · Melbourne, AU</w:t>
-      </w:r>
-    </w:p>
-    <w:p>
-      <w:pPr>
-        <w:pStyle w:val="ListParagraph"/>
-        <w:numPr>
-          <w:ilvl w:val="0"/>
-          <w:numId w:val="2"/>
-        </w:numPr>
-        <w:spacing w:after="60"/>
-      </w:pPr>
-      <w:r>
-        <w:t>Australia Post — Senior Product Designer on the MyPost Digital Mailbox: a $2B national initiative to digitise postal correspondence and bill delivery, backed by Telstra's cloud infrastructure and launched with ANZ, Westpac, NAB, and AMP as founding partners.</w:t>
+        <w:t xml:space="preserve">Australia Post · ME Bank · Telstra · Factor5 / </w:t>
+      </w:r>
+      <w:proofErr w:type="spellStart"/>
+      <w:r>
+        <w:rPr>
+          <w:i/>
+          <w:iCs/>
+          <w:color w:val="555555"/>
+        </w:rPr>
+        <w:t>CourseLoop</w:t>
+      </w:r>
+      <w:proofErr w:type="spellEnd"/>
+      <w:r>
+        <w:rPr>
+          <w:i/>
+          <w:iCs/>
+          <w:color w:val="555555"/>
+        </w:rPr>
+        <w:t xml:space="preserve"> · Melbourne, AU</w:t>
+      </w:r>
+    </w:p>
+    <w:p>
+      <w:pPr>
+        <w:pStyle w:val="ListParagraph"/>
+        <w:numPr>
+          <w:ilvl w:val="0"/>
+          <w:numId w:val="2"/>
+        </w:numPr>
+        <w:spacing w:after="60"/>
+      </w:pPr>
+      <w:r>
+        <w:t xml:space="preserve">Australia Post — Senior Product Designer on the </w:t>
+      </w:r>
+      <w:proofErr w:type="spellStart"/>
+      <w:r>
+        <w:t>MyPost</w:t>
+      </w:r>
+      <w:proofErr w:type="spellEnd"/>
+      <w:r>
+        <w:t xml:space="preserve"> Digital Mailbox: a $2B national initiative to digitise postal correspondence and bill delivery, backed by Telstra's cloud infrastructure and launched with ANZ, Westpac, NAB, and AMP as founding partners.</w:t>
       </w:r>
     </w:p>
     <w:p>
@@ -923,7 +1102,31 @@
         <w:spacing w:after="60"/>
       </w:pPr>
       <w:r>
-        <w:t>Factor5 / CourseLoop — Founding product designer and brand lead for what became CourseLoop, a curriculum management SaaS platform for higher education subsequently acquired by TechnologyOne (ASX: TNE), Australia's largest enterprise SaaS company, in 2024.</w:t>
+        <w:t xml:space="preserve">Factor5 / </w:t>
+      </w:r>
+      <w:proofErr w:type="spellStart"/>
+      <w:r>
+        <w:t>CourseLoop</w:t>
+      </w:r>
+      <w:proofErr w:type="spellEnd"/>
+      <w:r>
+        <w:t xml:space="preserve"> — Founding product designer and brand lead for what became </w:t>
+      </w:r>
+      <w:proofErr w:type="spellStart"/>
+      <w:r>
+        <w:t>CourseLoop</w:t>
+      </w:r>
+      <w:proofErr w:type="spellEnd"/>
+      <w:r>
+        <w:t xml:space="preserve">, a curriculum management SaaS platform for higher education subsequently acquired by </w:t>
+      </w:r>
+      <w:proofErr w:type="spellStart"/>
+      <w:r>
+        <w:t>TechnologyOne</w:t>
+      </w:r>
+      <w:proofErr w:type="spellEnd"/>
+      <w:r>
+        <w:t xml:space="preserve"> (ASX: TNE), Australia's largest enterprise SaaS company, in 2024.</w:t>
       </w:r>
     </w:p>
     <w:p>
@@ -1029,26 +1232,44 @@
       <w:pPr>
         <w:spacing w:after="100"/>
       </w:pPr>
+      <w:proofErr w:type="spellStart"/>
       <w:r>
         <w:rPr>
           <w:i/>
           <w:iCs/>
           <w:color w:val="555555"/>
         </w:rPr>
-        <w:t>PlayCorp · House Corporate · SL Investments · Caramel Creative · Melbourne, AU</w:t>
-      </w:r>
-    </w:p>
-    <w:p>
-      <w:pPr>
-        <w:pStyle w:val="ListParagraph"/>
-        <w:numPr>
-          <w:ilvl w:val="0"/>
-          <w:numId w:val="2"/>
-        </w:numPr>
-        <w:spacing w:after="60"/>
-      </w:pPr>
-      <w:r>
-        <w:t>Eight years at PlayCorp — Australia's largest integrated homewares, lifestyle, and apparel manufacturer — managing a team of 6 designers, reporting to CEO, and designing full product ranges for major licensed brands including Everlast, The North Face, AFL, and NFL distributed through Kmart and Australia's largest big-box retailers.</w:t>
+        <w:t>PlayCorp</w:t>
+      </w:r>
+      <w:proofErr w:type="spellEnd"/>
+      <w:r>
+        <w:rPr>
+          <w:i/>
+          <w:iCs/>
+          <w:color w:val="555555"/>
+        </w:rPr>
+        <w:t xml:space="preserve"> · House Corporate · SL Investments · Caramel Creative · Melbourne, AU</w:t>
+      </w:r>
+    </w:p>
+    <w:p>
+      <w:pPr>
+        <w:pStyle w:val="ListParagraph"/>
+        <w:numPr>
+          <w:ilvl w:val="0"/>
+          <w:numId w:val="2"/>
+        </w:numPr>
+        <w:spacing w:after="60"/>
+      </w:pPr>
+      <w:r>
+        <w:t xml:space="preserve">Eight years at </w:t>
+      </w:r>
+      <w:proofErr w:type="spellStart"/>
+      <w:r>
+        <w:t>PlayCorp</w:t>
+      </w:r>
+      <w:proofErr w:type="spellEnd"/>
+      <w:r>
+        <w:t xml:space="preserve"> — Australia's largest integrated homewares, lifestyle, and apparel manufacturer — managing a team of 6 designers, reporting to CEO, and designing full product ranges for major licensed brands including Everlast, The North Face, AFL, and NFL distributed through Kmart and Australia's largest big-box retailers.</w:t>
       </w:r>
     </w:p>
     <w:p>
@@ -1074,20 +1295,36 @@
         <w:spacing w:after="60"/>
       </w:pPr>
       <w:r>
-        <w:t>At SL Investments, conceived and pitched brand licensing concepts to UFC and Under Armour generating $4M+ in potential contract value, and built the SuperChef retail brand from zero to launch-ready in under one month.</w:t>
-      </w:r>
-    </w:p>
-    <w:p>
-      <w:pPr>
-        <w:pStyle w:val="ListParagraph"/>
-        <w:numPr>
-          <w:ilvl w:val="0"/>
-          <w:numId w:val="2"/>
-        </w:numPr>
-        <w:spacing w:after="60"/>
-      </w:pPr>
-      <w:r>
-        <w:t>At Caramel Creative, co-designed and shipped a proprietary project management software product alongside a development team, and presented digital strategy to 50+ retail stakeholders.</w:t>
+        <w:t xml:space="preserve">At SL Investments, conceived and pitched brand licensing concepts to UFC and Under Armour generating $4M+ in potential contract value, and built the </w:t>
+      </w:r>
+      <w:proofErr w:type="spellStart"/>
+      <w:r>
+        <w:t>SuperChef</w:t>
+      </w:r>
+      <w:proofErr w:type="spellEnd"/>
+      <w:r>
+        <w:t xml:space="preserve"> retail brand from zero to launch-ready in under one month.</w:t>
+      </w:r>
+    </w:p>
+    <w:p>
+      <w:pPr>
+        <w:pStyle w:val="ListParagraph"/>
+        <w:numPr>
+          <w:ilvl w:val="0"/>
+          <w:numId w:val="2"/>
+        </w:numPr>
+        <w:spacing w:after="60"/>
+      </w:pPr>
+      <w:r>
+        <w:t xml:space="preserve">At Caramel Creative, co-designed and shipped a proprietary project management software product alongside a development </w:t>
+      </w:r>
+      <w:proofErr w:type="gramStart"/>
+      <w:r>
+        <w:t>team, and</w:t>
+      </w:r>
+      <w:proofErr w:type="gramEnd"/>
+      <w:r>
+        <w:t xml:space="preserve"> presented digital strategy to 50+ retail stakeholders.</w:t>
       </w:r>
     </w:p>
     <w:p>
@@ -1234,8 +1471,6 @@
     <w:p>
       <w:pPr>
         <w:spacing w:before="240" w:after="80"/>
-      </w:pPr>
-      <w:r>
         <w:rPr>
           <w:b/>
           <w:bCs/>
@@ -1244,23 +1479,6 @@
           <w:sz w:val="18"/>
           <w:szCs w:val="18"/>
         </w:rPr>
-        <w:t>CORE SKILLS</w:t>
-      </w:r>
-    </w:p>
-    <w:p>
-      <w:pPr>
-        <w:spacing w:after="160"/>
-      </w:pPr>
-      <w:r>
-        <w:t>Product Design (iOS / Android / Web)  ·  Design Systems Strategy  ·  Fintech / Financial Services  ·  CX Strategy  ·  Design Leadership and Team Scaling  ·  Rapid Prototyping  ·  Stakeholder Management  ·  Accessibility (WCAG 2.1)  ·  Figma / Figma Systems Admin  ·  Play / Swift Prototyping  ·  AI-augmented Product Design  ·  Claude / AI-powered Workflows  ·  Brand and Identity Design  ·  Motion Design</w:t>
-      </w:r>
-    </w:p>
-    <w:p>
-      <w:pPr>
-        <w:pBdr>
-          <w:bottom w:val="single" w:sz="4" w:space="1" w:color="CCCCCC"/>
-        </w:pBdr>
-        <w:spacing w:after="120"/>
       </w:pPr>
     </w:p>
     <w:p>
@@ -1276,17 +1494,174 @@
           <w:sz w:val="18"/>
           <w:szCs w:val="18"/>
         </w:rPr>
-        <w:t>EDUCATION</w:t>
-      </w:r>
-    </w:p>
-    <w:p>
-      <w:pPr>
-        <w:spacing w:after="40"/>
-      </w:pPr>
-      <w:r>
+        <w:t>CORE SKILLS</w:t>
+      </w:r>
+    </w:p>
+    <w:p>
+      <w:pPr>
+        <w:spacing w:after="160"/>
+      </w:pPr>
+      <w:r>
+        <w:t xml:space="preserve">Product Design (iOS / Android / </w:t>
+      </w:r>
+      <w:proofErr w:type="gramStart"/>
+      <w:r>
+        <w:t>Web)  ·</w:t>
+      </w:r>
+      <w:proofErr w:type="gramEnd"/>
+      <w:r>
+        <w:t xml:space="preserve">  Design Systems </w:t>
+      </w:r>
+      <w:proofErr w:type="gramStart"/>
+      <w:r>
+        <w:t>Strategy  ·</w:t>
+      </w:r>
+      <w:proofErr w:type="gramEnd"/>
+      <w:r>
+        <w:t xml:space="preserve">  Fintech / Financial </w:t>
+      </w:r>
+      <w:proofErr w:type="gramStart"/>
+      <w:r>
+        <w:t>Services  ·</w:t>
+      </w:r>
+      <w:proofErr w:type="gramEnd"/>
+      <w:r>
+        <w:t xml:space="preserve">  CX </w:t>
+      </w:r>
+      <w:proofErr w:type="gramStart"/>
+      <w:r>
+        <w:t>Strategy  ·</w:t>
+      </w:r>
+      <w:proofErr w:type="gramEnd"/>
+      <w:r>
+        <w:t xml:space="preserve">  Design Leadership and Team </w:t>
+      </w:r>
+      <w:proofErr w:type="gramStart"/>
+      <w:r>
+        <w:t>Scaling  ·</w:t>
+      </w:r>
+      <w:proofErr w:type="gramEnd"/>
+      <w:r>
+        <w:t xml:space="preserve">  Rapid </w:t>
+      </w:r>
+      <w:proofErr w:type="gramStart"/>
+      <w:r>
+        <w:t>Prototyping  ·</w:t>
+      </w:r>
+      <w:proofErr w:type="gramEnd"/>
+      <w:r>
+        <w:t xml:space="preserve">  Stakeholder </w:t>
+      </w:r>
+      <w:proofErr w:type="gramStart"/>
+      <w:r>
+        <w:t>Management  ·</w:t>
+      </w:r>
+      <w:proofErr w:type="gramEnd"/>
+      <w:r>
+        <w:t xml:space="preserve">  Accessibility (WCAG 2.1</w:t>
+      </w:r>
+      <w:proofErr w:type="gramStart"/>
+      <w:r>
+        <w:t>)  ·</w:t>
+      </w:r>
+      <w:proofErr w:type="gramEnd"/>
+      <w:r>
+        <w:t xml:space="preserve">  Figma / Figma Systems </w:t>
+      </w:r>
+      <w:proofErr w:type="gramStart"/>
+      <w:r>
+        <w:t>Admin  ·</w:t>
+      </w:r>
+      <w:proofErr w:type="gramEnd"/>
+      <w:r>
+        <w:t xml:space="preserve">  Play / Swift </w:t>
+      </w:r>
+      <w:proofErr w:type="gramStart"/>
+      <w:r>
+        <w:t>Prototyping  ·</w:t>
+      </w:r>
+      <w:proofErr w:type="gramEnd"/>
+      <w:r>
+        <w:t xml:space="preserve">  AI-augmented Product </w:t>
+      </w:r>
+      <w:proofErr w:type="gramStart"/>
+      <w:r>
+        <w:t>Design  ·</w:t>
+      </w:r>
+      <w:proofErr w:type="gramEnd"/>
+      <w:r>
+        <w:t xml:space="preserve">  Claude / AI-powered </w:t>
+      </w:r>
+      <w:proofErr w:type="gramStart"/>
+      <w:r>
+        <w:t>Workflows  ·</w:t>
+      </w:r>
+      <w:proofErr w:type="gramEnd"/>
+      <w:r>
+        <w:t xml:space="preserve">  Brand and Identity </w:t>
+      </w:r>
+      <w:proofErr w:type="gramStart"/>
+      <w:r>
+        <w:t>Design  ·</w:t>
+      </w:r>
+      <w:proofErr w:type="gramEnd"/>
+      <w:r>
+        <w:t xml:space="preserve">  Motion Design</w:t>
+      </w:r>
+    </w:p>
+    <w:p>
+      <w:pPr>
+        <w:pBdr>
+          <w:bottom w:val="single" w:sz="4" w:space="1" w:color="CCCCCC"/>
+        </w:pBdr>
+        <w:spacing w:after="120"/>
+      </w:pPr>
+    </w:p>
+    <w:p>
+      <w:pPr>
+        <w:pBdr>
+          <w:bottom w:val="single" w:sz="4" w:space="1" w:color="CCCCCC"/>
+        </w:pBdr>
+        <w:spacing w:after="120"/>
+      </w:pPr>
+    </w:p>
+    <w:p>
+      <w:pPr>
+        <w:spacing w:before="240" w:after="80"/>
         <w:rPr>
           <w:b/>
           <w:bCs/>
+          <w:color w:val="888888"/>
+          <w:spacing w:val="40"/>
+          <w:sz w:val="18"/>
+          <w:szCs w:val="18"/>
+        </w:rPr>
+      </w:pPr>
+    </w:p>
+    <w:p>
+      <w:pPr>
+        <w:spacing w:before="240" w:after="80"/>
+      </w:pPr>
+      <w:r>
+        <w:rPr>
+          <w:b/>
+          <w:bCs/>
+          <w:color w:val="888888"/>
+          <w:spacing w:val="40"/>
+          <w:sz w:val="18"/>
+          <w:szCs w:val="18"/>
+        </w:rPr>
+        <w:t>EDUCATION</w:t>
+      </w:r>
+    </w:p>
+    <w:p>
+      <w:pPr>
+        <w:spacing w:after="40"/>
+      </w:pPr>
+      <w:r>
+        <w:rPr>
+          <w:b/>
+          <w:bCs/>
         </w:rPr>
         <w:t>Bachelor of Design (Hons) — Graphic Design / Multimedia, Graduated with Distinction</w:t>
       </w:r>
@@ -1299,8 +1674,35 @@
         <w:rPr>
           <w:color w:val="555555"/>
         </w:rPr>
-        <w:t>Federation University  ·  1999 – 2002</w:t>
-      </w:r>
+        <w:t xml:space="preserve">Federation </w:t>
+      </w:r>
+      <w:proofErr w:type="gramStart"/>
+      <w:r>
+        <w:rPr>
+          <w:color w:val="555555"/>
+        </w:rPr>
+        <w:t>University  ·</w:t>
+      </w:r>
+      <w:proofErr w:type="gramEnd"/>
+      <w:r>
+        <w:rPr>
+          <w:color w:val="555555"/>
+        </w:rPr>
+        <w:t xml:space="preserve">  1999 – 2002</w:t>
+      </w:r>
+    </w:p>
+    <w:p>
+      <w:pPr>
+        <w:spacing w:before="240" w:after="80"/>
+        <w:rPr>
+          <w:b/>
+          <w:bCs/>
+          <w:color w:val="888888"/>
+          <w:spacing w:val="40"/>
+          <w:sz w:val="18"/>
+          <w:szCs w:val="18"/>
+        </w:rPr>
+      </w:pPr>
     </w:p>
     <w:p>
       <w:pPr>
